--- a/klagomål/A 33289-2026 FSC-klagomål.docx
+++ b/klagomål/A 33289-2026 FSC-klagomål.docx
@@ -833,7 +833,7 @@
     <w:r>
       <w:tab/>
       <w:tab/>
-      <w:t>2026-09-14</w:t>
+      <w:t>2026-09-15</w:t>
       <w:br/>
       <w:br/>
     </w:r>

--- a/klagomål/A 33289-2026 FSC-klagomål.docx
+++ b/klagomål/A 33289-2026 FSC-klagomål.docx
@@ -833,7 +833,7 @@
     <w:r>
       <w:tab/>
       <w:tab/>
-      <w:t>2026-09-15</w:t>
+      <w:t>2026-09-16</w:t>
       <w:br/>
       <w:br/>
     </w:r>

--- a/klagomål/A 33289-2026 FSC-klagomål.docx
+++ b/klagomål/A 33289-2026 FSC-klagomål.docx
@@ -833,7 +833,7 @@
     <w:r>
       <w:tab/>
       <w:tab/>
-      <w:t>2026-09-16</w:t>
+      <w:t>2026-09-17</w:t>
       <w:br/>
       <w:br/>
     </w:r>

--- a/klagomål/A 33289-2026 FSC-klagomål.docx
+++ b/klagomål/A 33289-2026 FSC-klagomål.docx
@@ -833,7 +833,7 @@
     <w:r>
       <w:tab/>
       <w:tab/>
-      <w:t>2026-09-17</w:t>
+      <w:t>2026-09-18</w:t>
       <w:br/>
       <w:br/>
     </w:r>

--- a/klagomål/A 33289-2026 FSC-klagomål.docx
+++ b/klagomål/A 33289-2026 FSC-klagomål.docx
@@ -833,7 +833,7 @@
     <w:r>
       <w:tab/>
       <w:tab/>
-      <w:t>2026-09-18</w:t>
+      <w:t>2026-09-19</w:t>
       <w:br/>
       <w:br/>
     </w:r>

--- a/klagomål/A 33289-2026 FSC-klagomål.docx
+++ b/klagomål/A 33289-2026 FSC-klagomål.docx
@@ -833,7 +833,7 @@
     <w:r>
       <w:tab/>
       <w:tab/>
-      <w:t>2026-09-19</w:t>
+      <w:t>2026-09-21</w:t>
       <w:br/>
       <w:br/>
     </w:r>

--- a/klagomål/A 33289-2026 FSC-klagomål.docx
+++ b/klagomål/A 33289-2026 FSC-klagomål.docx
@@ -178,7 +178,7 @@
       <w:r>
         <w:drawing>
           <wp:inline xmlns:a="http://schemas.openxmlformats.org/drawingml/2006/main" xmlns:pic="http://schemas.openxmlformats.org/drawingml/2006/picture">
-            <wp:extent cx="5486400" cy="4703975"/>
+            <wp:extent cx="5486400" cy="4822753"/>
             <wp:docPr id="1" name="Picture 1"/>
             <wp:cNvGraphicFramePr>
               <a:graphicFrameLocks noChangeAspect="1"/>
@@ -199,7 +199,7 @@
                   <pic:spPr>
                     <a:xfrm>
                       <a:off x="0" y="0"/>
-                      <a:ext cx="5486400" cy="4703975"/>
+                      <a:ext cx="5486400" cy="4822753"/>
                     </a:xfrm>
                     <a:prstGeom prst="rect"/>
                   </pic:spPr>
@@ -216,12 +216,12 @@
         <w:spacing w:after="240"/>
       </w:pPr>
       <w:r>
-        <w:t>Figur 1. Fyndplatser för naturvårdsarter i och inom 16 meter från avverkningsanmälan. Markörer utan svart kant är placerade på fyndplatsen. Markörer med svart kant är placerade vid sidan av fyndplatsen och har ett svart streck som visar fyndplatsens exakta position. Kartans mittpunktskoordinat är N 6379244, E 721200 i SWEREF 99 TM.</w:t>
+        <w:t>Figur 1. Fyndplatser för naturvårdsarter i och inom 17 meter från avverkningsanmälan. Markörer utan svart kant är placerade på fyndplatsen. Markörer med svart kant är placerade vid sidan av fyndplatsen och har ett svart streck som visar fyndplatsens exakta position. Kartans mittpunktskoordinat är N 6379244, E 721200 i SWEREF 99 TM.</w:t>
       </w:r>
     </w:p>
     <w:p>
       <w:r>
-        <w:t>I och inom 16 meter från avverkningsanmälan finns fynd av 15 naturvårdsarter, varav 8 är rödlistade, 5 är fridlysta, 3 är typiska (T) och 3 är signalarter (S): ask (EN), axveronika (NT), backtimjan (NT), jordtistel (NT), majviva (NT), solvända (NT), svinrot (NT), säfferot (NT), axag (S), purpurknipprot (S, §8), skogsknipprot (S, T, §8), ormbär (T), spillkråka (T, §4), brudsporre (§8) och kärrknipprot (§8). Se Figur 1.</w:t>
+        <w:t>I och inom 17 meter från avverkningsanmälan finns fynd av 20 naturvårdsarter, varav 9 är rödlistade, 7 är fridlysta, 5 är typiska (T) och 6 är signalarter (S): ask (EN), axveronika (NT), backtimjan (NT), jordtistel (NT), majviva (NT), solvända (NT), svinrot (NT), säfferot (NT), sårläka (NT, T), axag (S), kalktallört (S), nästrot (S, §8), purpurknipprot (S, §8), skogsknipprot (S, T, §8), strävlosta (S, T), ormbär (T), spillkråka (T, §4), brudsporre (§8), fläcknycklar (§8) och kärrknipprot (§8). Se Figur 1.</w:t>
       </w:r>
     </w:p>
     <w:p>
@@ -263,6 +263,35 @@
         <w:rPr>
           <w:b/>
         </w:rPr>
+        <w:t>Sårläka (NT)</w:t>
+      </w:r>
+      <w:r>
+        <w:t xml:space="preserve"> växer på mullrik mark i skuggiga eller halvskuggiga lövskogar och lundar men också i örtrika kalkbarrskogar. Arten ingår i en exklusiv lundflora som bara uppträder i de allra rikaste kalkbarrskogarna söder om den biologiska norrlandsgränsen. I ädellövskogar och lundar är den också knuten till områden med en mycket rik mångfald av naturvårdsarter. Enligt Riksskogstaxeringens data förefaller den ha minskat kraftigt (&gt;50%) vilket troligen kan förklaras av det storskaliga skogsbruket med kalhyggen. Sårläka är typisk art för </w:t>
+      </w:r>
+      <w:r>
+        <w:rPr>
+          <w:i/>
+        </w:rPr>
+        <w:t xml:space="preserve">9050 Näringsrik granskog, 9020 Nordlig ädellövskog, 9130 Näringsrik bokskog </w:t>
+      </w:r>
+      <w:r>
+        <w:t xml:space="preserve">och </w:t>
+      </w:r>
+      <w:r>
+        <w:rPr>
+          <w:i/>
+        </w:rPr>
+        <w:t>9160 Näringsrik ekskog</w:t>
+      </w:r>
+      <w:r>
+        <w:t xml:space="preserve"> samt värdväxt för den rödlistade fjärilen sårläkeplattmal (NT) (SLU Artdatabanken, 2026; Nitare &amp; Skogsstyrelsen, 2019).</w:t>
+      </w:r>
+    </w:p>
+    <w:p>
+      <w:r>
+        <w:rPr>
+          <w:b/>
+        </w:rPr>
         <w:t>Skogsknipprot (§8)</w:t>
       </w:r>
       <w:r>
@@ -276,6 +305,35 @@
       </w:r>
       <w:r>
         <w:t xml:space="preserve"> (SLU Artdatabanken, 2025).</w:t>
+      </w:r>
+    </w:p>
+    <w:p>
+      <w:r>
+        <w:rPr>
+          <w:b/>
+        </w:rPr>
+        <w:t xml:space="preserve">Strävlosta </w:t>
+      </w:r>
+      <w:r>
+        <w:t xml:space="preserve">är ett sällsynt och exklusivt lundgräs som växer i extremrika ädellundskogar och lundar, men även i extremrika kalkbarrskogar. Arten är placerad högst upp i Skogsstyrelsens värdepyramid för bedömning av skog med höga naturvärden och på växtplatserna finns normalt många andra rödlistade och hotade arter. Strävlosta är typisk art för </w:t>
+      </w:r>
+      <w:r>
+        <w:rPr>
+          <w:i/>
+        </w:rPr>
+        <w:t xml:space="preserve">9050 Näringsrik granskog, 9020 Nordlig ädellövskog, 9130 Näringsrik bokskog </w:t>
+      </w:r>
+      <w:r>
+        <w:t xml:space="preserve">och </w:t>
+      </w:r>
+      <w:r>
+        <w:rPr>
+          <w:i/>
+        </w:rPr>
+        <w:t>9180 Ädellövskog i branter</w:t>
+      </w:r>
+      <w:r>
+        <w:t xml:space="preserve"> (Nitare &amp; Skogsstyrelsen, 2019; SLU Artdatabanken, 2025).</w:t>
       </w:r>
     </w:p>
     <w:p>
@@ -433,7 +491,7 @@
         <w:rPr>
           <w:i/>
         </w:rPr>
-        <w:t>I det avverkningsanmälda skogsområdet har 15 naturvårdsarter varav 8 rödlistade arter sina livsmiljöer och växtplatser.</w:t>
+        <w:t>I det avverkningsanmälda skogsområdet har 20 naturvårdsarter varav 9 rödlistade arter sina livsmiljöer och växtplatser.</w:t>
       </w:r>
     </w:p>
     <w:p>
@@ -833,7 +891,7 @@
     <w:r>
       <w:tab/>
       <w:tab/>
-      <w:t>2026-09-21</w:t>
+      <w:t>2026-09-23</w:t>
       <w:br/>
       <w:br/>
     </w:r>

--- a/klagomål/A 33289-2026 FSC-klagomål.docx
+++ b/klagomål/A 33289-2026 FSC-klagomål.docx
@@ -891,7 +891,7 @@
     <w:r>
       <w:tab/>
       <w:tab/>
-      <w:t>2026-09-23</w:t>
+      <w:t>2026-09-24</w:t>
       <w:br/>
       <w:br/>
     </w:r>

--- a/klagomål/A 33289-2026 FSC-klagomål.docx
+++ b/klagomål/A 33289-2026 FSC-klagomål.docx
@@ -891,7 +891,7 @@
     <w:r>
       <w:tab/>
       <w:tab/>
-      <w:t>2026-09-24</w:t>
+      <w:t>2026-09-25</w:t>
       <w:br/>
       <w:br/>
     </w:r>

--- a/klagomål/A 33289-2026 FSC-klagomål.docx
+++ b/klagomål/A 33289-2026 FSC-klagomål.docx
@@ -891,7 +891,7 @@
     <w:r>
       <w:tab/>
       <w:tab/>
-      <w:t>2026-09-25</w:t>
+      <w:t>2026-09-26</w:t>
       <w:br/>
       <w:br/>
     </w:r>

--- a/klagomål/A 33289-2026 FSC-klagomål.docx
+++ b/klagomål/A 33289-2026 FSC-klagomål.docx
@@ -891,7 +891,7 @@
     <w:r>
       <w:tab/>
       <w:tab/>
-      <w:t>2026-09-26</w:t>
+      <w:t>2026-09-27</w:t>
       <w:br/>
       <w:br/>
     </w:r>

--- a/klagomål/A 33289-2026 FSC-klagomål.docx
+++ b/klagomål/A 33289-2026 FSC-klagomål.docx
@@ -891,7 +891,7 @@
     <w:r>
       <w:tab/>
       <w:tab/>
-      <w:t>2026-09-27</w:t>
+      <w:t>2026-09-28</w:t>
       <w:br/>
       <w:br/>
     </w:r>

--- a/klagomål/A 33289-2026 FSC-klagomål.docx
+++ b/klagomål/A 33289-2026 FSC-klagomål.docx
@@ -891,7 +891,7 @@
     <w:r>
       <w:tab/>
       <w:tab/>
-      <w:t>2026-09-28</w:t>
+      <w:t>2026-09-29</w:t>
       <w:br/>
       <w:br/>
     </w:r>

--- a/klagomål/A 33289-2026 FSC-klagomål.docx
+++ b/klagomål/A 33289-2026 FSC-klagomål.docx
@@ -891,7 +891,7 @@
     <w:r>
       <w:tab/>
       <w:tab/>
-      <w:t>2026-09-29</w:t>
+      <w:t>2026-09-30</w:t>
       <w:br/>
       <w:br/>
     </w:r>

--- a/klagomål/A 33289-2026 FSC-klagomål.docx
+++ b/klagomål/A 33289-2026 FSC-klagomål.docx
@@ -891,7 +891,7 @@
     <w:r>
       <w:tab/>
       <w:tab/>
-      <w:t>2026-09-30</w:t>
+      <w:t>2026-10-01</w:t>
       <w:br/>
       <w:br/>
     </w:r>

--- a/klagomål/A 33289-2026 FSC-klagomål.docx
+++ b/klagomål/A 33289-2026 FSC-klagomål.docx
@@ -891,7 +891,7 @@
     <w:r>
       <w:tab/>
       <w:tab/>
-      <w:t>2026-10-01</w:t>
+      <w:t>2026-10-02</w:t>
       <w:br/>
       <w:br/>
     </w:r>

--- a/klagomål/A 33289-2026 FSC-klagomål.docx
+++ b/klagomål/A 33289-2026 FSC-klagomål.docx
@@ -891,7 +891,7 @@
     <w:r>
       <w:tab/>
       <w:tab/>
-      <w:t>2026-10-02</w:t>
+      <w:t>2026-10-03</w:t>
       <w:br/>
       <w:br/>
     </w:r>

--- a/klagomål/A 33289-2026 FSC-klagomål.docx
+++ b/klagomål/A 33289-2026 FSC-klagomål.docx
@@ -891,7 +891,7 @@
     <w:r>
       <w:tab/>
       <w:tab/>
-      <w:t>2026-10-03</w:t>
+      <w:t>2026-10-04</w:t>
       <w:br/>
       <w:br/>
     </w:r>

--- a/klagomål/A 33289-2026 FSC-klagomål.docx
+++ b/klagomål/A 33289-2026 FSC-klagomål.docx
@@ -891,7 +891,7 @@
     <w:r>
       <w:tab/>
       <w:tab/>
-      <w:t>2026-10-04</w:t>
+      <w:t>2026-10-05</w:t>
       <w:br/>
       <w:br/>
     </w:r>

--- a/klagomål/A 33289-2026 FSC-klagomål.docx
+++ b/klagomål/A 33289-2026 FSC-klagomål.docx
@@ -178,7 +178,7 @@
       <w:r>
         <w:drawing>
           <wp:inline xmlns:a="http://schemas.openxmlformats.org/drawingml/2006/main" xmlns:pic="http://schemas.openxmlformats.org/drawingml/2006/picture">
-            <wp:extent cx="5486400" cy="4822753"/>
+            <wp:extent cx="5486400" cy="5060308"/>
             <wp:docPr id="1" name="Picture 1"/>
             <wp:cNvGraphicFramePr>
               <a:graphicFrameLocks noChangeAspect="1"/>
@@ -199,7 +199,7 @@
                   <pic:spPr>
                     <a:xfrm>
                       <a:off x="0" y="0"/>
-                      <a:ext cx="5486400" cy="4822753"/>
+                      <a:ext cx="5486400" cy="5060308"/>
                     </a:xfrm>
                     <a:prstGeom prst="rect"/>
                   </pic:spPr>
@@ -221,7 +221,7 @@
     </w:p>
     <w:p>
       <w:r>
-        <w:t>I och inom 17 meter från avverkningsanmälan finns fynd av 20 naturvårdsarter, varav 9 är rödlistade, 7 är fridlysta, 5 är typiska (T) och 6 är signalarter (S): ask (EN), axveronika (NT), backtimjan (NT), jordtistel (NT), majviva (NT), solvända (NT), svinrot (NT), säfferot (NT), sårläka (NT, T), axag (S), kalktallört (S), nästrot (S, §8), purpurknipprot (S, §8), skogsknipprot (S, T, §8), strävlosta (S, T), ormbär (T), spillkråka (T, §4), brudsporre (§8), fläcknycklar (§8) och kärrknipprot (§8). Se Figur 1.</w:t>
+        <w:t>I och inom 17 meter från avverkningsanmälan finns fynd av 27 naturvårdsarter, varav 14 är rödlistade, 7 är fridlysta, 6 är typiska (T) och 8 är signalarter (S): ask (EN), bullspindling (VU), gulsträngad fagerspindling (VU), axveronika (NT), backtimjan (NT), blå slemspindling (NT, T), flattoppad klubbsvamp (NT), jordtistel (NT), majviva (NT), odörspindling (NT), solvända (NT), svinrot (NT), säfferot (NT), sårläka (NT, T), anisspindling (S), axag (S), kalktallört (S), nästrot (S, §8), purpurknipprot (S, §8), skogsknipprot (S, T, §8), strimspindling (S), strävlosta (S, T), ormbär (T), spillkråka (T, §4), brudsporre (§8), fläcknycklar (§8) och kärrknipprot (§8). Se Figur 1.</w:t>
       </w:r>
     </w:p>
     <w:p>
@@ -263,6 +263,70 @@
         <w:rPr>
           <w:b/>
         </w:rPr>
+        <w:t>Bullspindling (VU)</w:t>
+      </w:r>
+      <w:r>
+        <w:t xml:space="preserve"> är en kräsen och mycket bra signalart för skyddsvärda äldre granskogar på kalkrik mark. Den är placerad högst upp i Skogsstyrelsens värdepyramid för bedömning av skog med höga naturvärden och skogsbruk, främst kalavverkning utgör ett stort hot mot arten. Artens minskningstakt uppgår till 30 % inom 50 år och överstiger gränsvärdet för Sårbar (VU) (SLU Artdatabanken, 2024; Nitare &amp; Skogsstyrelsen, 2019).</w:t>
+      </w:r>
+    </w:p>
+    <w:p>
+      <w:r>
+        <w:rPr>
+          <w:b/>
+        </w:rPr>
+        <w:t>Gulsträngad fagerspindling (VU)</w:t>
+      </w:r>
+      <w:r>
+        <w:t>, som bildar mykorrhiza med tall och gran i luckig kalkbarrskog, har sin huvudsakliga utbredning på Gotland samt enstaka fynd på norra Öland. Arten är placerad högst upp i Skogsstyrelsens värdepyramid för bedömning av skog med höga naturvärden och hotas av slutavverkningar av äldre kontinuitetsbarrskog. Lokaler med arten måste skyddas från avverkning och kalkbrytning. Gulsträngad fagerspindling är globalt rödlistad som sårbar (VU) vilket innebär att Sverige har ett internationellt ansvar för arten (SLU Artdatabanken, 2024; Nitare &amp; Skogsstyrelsen, 2019; IUCN, 2019).</w:t>
+      </w:r>
+    </w:p>
+    <w:p>
+      <w:r>
+        <w:rPr>
+          <w:b/>
+        </w:rPr>
+        <w:t>Blå slemspindling (NT)</w:t>
+      </w:r>
+      <w:r>
+        <w:t xml:space="preserve"> är en mykorrhizasvamp som förekommer i kalkgranskogar med välutvecklade mossmattor och ett örtrikt fältskikt. Den växer även på rik mark i ädellövskog under bok, ek. lind och hassel. Växtplatserna har ofta hög luftfuktighet och ligger gärna i anslutning till en bäck eller ett fuktdråg där marken inte blir helt uttorkad under sommaren. Arten signalerar höga naturvärden och växer ofta tillsammans med många andra ovanliga och rödlistade arter. Den totala populationen i landet bedöms ha minskat och väntas fortsätta minska, främst till följd av avverkning av kalkbarrskogar. Blå slemspindling är typisk art för </w:t>
+      </w:r>
+      <w:r>
+        <w:rPr>
+          <w:i/>
+        </w:rPr>
+        <w:t xml:space="preserve">9050 Näringsrik granskog </w:t>
+      </w:r>
+      <w:r>
+        <w:t>(SLU Artdatabanken, 2026; Nitare &amp; Skogsstyrelsen, 2019).</w:t>
+      </w:r>
+    </w:p>
+    <w:p>
+      <w:r>
+        <w:rPr>
+          <w:b/>
+        </w:rPr>
+        <w:t xml:space="preserve">Flattoppad klubbsvamp (NT) </w:t>
+      </w:r>
+      <w:r>
+        <w:t>bildar mykorrhiza med gran och växer i äldre barrskog på näringsrik, kalkpåverkad mark. Växtmiljön utgörs vanligen av örtrika granskogar med höga naturvärden, gärna påverkade av ytligt och rörligt markvatten. Svampen kräver välutvecklade gamla mossmattor med konstant fuktigt mikroklimat och hotas främst av slutavverkning av äldre ängsgranskogar på näringsrik mark. Artens lokaler bör undantas från skogsbruk (SLU Artdatabanken, 2024).</w:t>
+      </w:r>
+    </w:p>
+    <w:p>
+      <w:r>
+        <w:rPr>
+          <w:b/>
+        </w:rPr>
+        <w:t>Odörspindling (NT)</w:t>
+      </w:r>
+      <w:r>
+        <w:t xml:space="preserve"> bildar mykorrhiza med gran och tall i örtrik kalkbarrskog. Den uppträder huvudsakligen i äldre barrskogar så kallade ”bondeskogar” med en lång trädkontinuitet. Minskningstakten uppgår till 15 % inom 50 år och bedöms vara nära gränsvärdet för Sårbar (VU). (A2c+3c+4c). Virkesrika, äldre barrskogar med hög bonitet, på bättre jordar är en bristvara i befintliga, skyddade områden i Sverige och fler örtrika barrskogar med trädkontinuitet måste skyddas i större utsträckning än vad som tidigare gjorts. Områden med odörspindling bör inte gallras eller plockhuggas om inte huggningen efterföljs av skogsbete (SLU Artdatabanken, 2024).</w:t>
+      </w:r>
+    </w:p>
+    <w:p>
+      <w:r>
+        <w:rPr>
+          <w:b/>
+        </w:rPr>
         <w:t>Sårläka (NT)</w:t>
       </w:r>
       <w:r>
@@ -470,10 +534,18 @@
         <w:rPr>
           <w:b/>
         </w:rPr>
-        <w:t xml:space="preserve">6.4.3 </w:t>
-      </w:r>
-      <w:r>
-        <w:t>Bevarandeåtgärder genomförs för de kända förekomster av rödlistade arter som påverkas av skogsbruk.</w:t>
+        <w:t xml:space="preserve">6.4.1 </w:t>
+      </w:r>
+      <w:r>
+        <w:t>Följande biotoper undantas från alla skogsbruksåtgärder, förutom åtgärder påkallade för att bevara eller främja biotopens naturliga eller hävdbetingade biologiska mångfald:</w:t>
+      </w:r>
+    </w:p>
+    <w:p>
+      <w:pPr>
+        <w:ind w:left="357"/>
+      </w:pPr>
+      <w:r>
+        <w:t>b) nyckelbiotoper enligt Skogsstyrelsens definition och metod (1995)</w:t>
       </w:r>
     </w:p>
     <w:p>
@@ -491,7 +563,36 @@
         <w:rPr>
           <w:i/>
         </w:rPr>
-        <w:t>I det avverkningsanmälda skogsområdet har 20 naturvårdsarter varav 9 rödlistade arter sina livsmiljöer och växtplatser.</w:t>
+        <w:t>I det avverkningsanmälda skogsområdet har 22 rödlistade arter och signalarter påträffats. Detta ska jämföras med Skogsstyrelsens uppföljning 2017 av nyckelbiotoper som visade att man i genomsnitt hittar 20,6 olika rödlistade arter och signalarter i en nyckelbiotop (Wijk, S. 2017. Biologisk mångfald i nyckelbiotoper – Resultat från inventeringen “Uppföljning biologisk mångfald” 2009–2015. Rapport 4/2017 Skogsstyrelsen, Jönköping).</w:t>
+      </w:r>
+    </w:p>
+    <w:p>
+      <w:r>
+        <w:rPr>
+          <w:b/>
+        </w:rPr>
+        <w:t xml:space="preserve">6.4.3 </w:t>
+      </w:r>
+      <w:r>
+        <w:t>Bevarandeåtgärder genomförs för de kända förekomster av rödlistade arter som påverkas av skogsbruk.</w:t>
+      </w:r>
+    </w:p>
+    <w:p>
+      <w:pPr>
+        <w:pStyle w:val="ListBullet"/>
+      </w:pPr>
+      <w:r>
+        <w:rPr>
+          <w:b/>
+          <w:i/>
+        </w:rPr>
+        <w:t xml:space="preserve">Kommentar: </w:t>
+      </w:r>
+      <w:r>
+        <w:rPr>
+          <w:i/>
+        </w:rPr>
+        <w:t>I det avverkningsanmälda skogsområdet har 27 naturvårdsarter varav 14 rödlistade arter sina livsmiljöer och växtplatser.</w:t>
       </w:r>
     </w:p>
     <w:p>
@@ -891,7 +992,7 @@
     <w:r>
       <w:tab/>
       <w:tab/>
-      <w:t>2026-10-05</w:t>
+      <w:t>2026-10-06</w:t>
       <w:br/>
       <w:br/>
     </w:r>

--- a/klagomål/A 33289-2026 FSC-klagomål.docx
+++ b/klagomål/A 33289-2026 FSC-klagomål.docx
@@ -178,7 +178,7 @@
       <w:r>
         <w:drawing>
           <wp:inline xmlns:a="http://schemas.openxmlformats.org/drawingml/2006/main" xmlns:pic="http://schemas.openxmlformats.org/drawingml/2006/picture">
-            <wp:extent cx="5486400" cy="5060308"/>
+            <wp:extent cx="5486400" cy="5295979"/>
             <wp:docPr id="1" name="Picture 1"/>
             <wp:cNvGraphicFramePr>
               <a:graphicFrameLocks noChangeAspect="1"/>
@@ -199,7 +199,7 @@
                   <pic:spPr>
                     <a:xfrm>
                       <a:off x="0" y="0"/>
-                      <a:ext cx="5486400" cy="5060308"/>
+                      <a:ext cx="5486400" cy="5295979"/>
                     </a:xfrm>
                     <a:prstGeom prst="rect"/>
                   </pic:spPr>
@@ -221,7 +221,7 @@
     </w:p>
     <w:p>
       <w:r>
-        <w:t>I och inom 17 meter från avverkningsanmälan finns fynd av 27 naturvårdsarter, varav 14 är rödlistade, 7 är fridlysta, 6 är typiska (T) och 8 är signalarter (S): ask (EN), bullspindling (VU), gulsträngad fagerspindling (VU), axveronika (NT), backtimjan (NT), blå slemspindling (NT, T), flattoppad klubbsvamp (NT), jordtistel (NT), majviva (NT), odörspindling (NT), solvända (NT), svinrot (NT), säfferot (NT), sårläka (NT, T), anisspindling (S), axag (S), kalktallört (S), nästrot (S, §8), purpurknipprot (S, §8), skogsknipprot (S, T, §8), strimspindling (S), strävlosta (S, T), ormbär (T), spillkråka (T, §4), brudsporre (§8), fläcknycklar (§8) och kärrknipprot (§8). Se Figur 1.</w:t>
+        <w:t>I och inom 17 meter från avverkningsanmälan finns fynd av 33 naturvårdsarter, varav 16 är rödlistade, 7 är fridlysta, 7 är typiska (T) och 12 är signalarter (S): ask (EN), bullspindling (VU), gulsträngad fagerspindling (VU), trollspindling (VU), axveronika (NT), backtimjan (NT), blå slemspindling (NT, T), fjällig taggsvamp s.str. (NT), flattoppad klubbsvamp (NT), jordtistel (NT), majviva (NT), odörspindling (NT), solvända (NT), svinrot (NT), säfferot (NT), sårläka (NT, T), anisspindling (S), axag (S), blåmossa (S, T), kalktallört (S), kantarellvaxing (S), nästrot (S, §8), olivspindling (S), purpurknipprot (S, §8), skogsknipprot (S, T, §8), strimspindling (S), strävlosta (S, T), svavelriska (S), ormbär (T), spillkråka (T, §4), brudsporre (§8), fläcknycklar (§8) och kärrknipprot (§8). Se Figur 1.</w:t>
       </w:r>
     </w:p>
     <w:p>
@@ -285,6 +285,17 @@
         <w:rPr>
           <w:b/>
         </w:rPr>
+        <w:t>Trollspindling (VU)</w:t>
+      </w:r>
+      <w:r>
+        <w:t xml:space="preserve"> är en ytterst sällsynt ädelspindling som bildar mykorrhiza med tall och gran i ljusöppen och luckig kalkbarrskog. Främsta hotet är rationellt skogsbruk med slutavverkning eller andra avverkningar. Skydda kända lokaler formellt och om svampen påträffas på nya lokaler bör även dessa skyddas (SLU Artdatabanken, 2026).</w:t>
+      </w:r>
+    </w:p>
+    <w:p>
+      <w:r>
+        <w:rPr>
+          <w:b/>
+        </w:rPr>
         <w:t>Blå slemspindling (NT)</w:t>
       </w:r>
       <w:r>
@@ -305,6 +316,17 @@
         <w:rPr>
           <w:b/>
         </w:rPr>
+        <w:t>Fjällig taggsvamp s.str. (NT)</w:t>
+      </w:r>
+      <w:r>
+        <w:t xml:space="preserve"> bildar mykorrhiza med gran i granskog och barrblandskog, främst på frisk näringsrik mark i äldre skog med lång trädkontinuitet. Den totala populationen i landet har minskat och bedöms fortsätta minska till följd av avverkning av äldre barrskogar. Minskningstakten för den svenska populationen bedöms vara nära gränsvärdet för sårbar (VU) (SLU Artdatabanken, 2026).</w:t>
+      </w:r>
+    </w:p>
+    <w:p>
+      <w:r>
+        <w:rPr>
+          <w:b/>
+        </w:rPr>
         <w:t xml:space="preserve">Flattoppad klubbsvamp (NT) </w:t>
       </w:r>
       <w:r>
@@ -349,6 +371,46 @@
       </w:r>
       <w:r>
         <w:t xml:space="preserve"> samt värdväxt för den rödlistade fjärilen sårläkeplattmal (NT) (SLU Artdatabanken, 2026; Nitare &amp; Skogsstyrelsen, 2019).</w:t>
+      </w:r>
+    </w:p>
+    <w:p>
+      <w:r>
+        <w:rPr>
+          <w:b/>
+        </w:rPr>
+        <w:t xml:space="preserve">Blåmossa </w:t>
+      </w:r>
+      <w:r>
+        <w:t xml:space="preserve">har karaktäristiska kuddar som är lätta att se på långt håll. Mycket stora kuddar, större än 0,5 meter i höjd, indikerar höga naturvärden där skogen har en lång period av orördhet oh stabila miljöförhållanden. Mossan växer under gynnsamma omständigheter cirka 1 centimeter per år och stora kuddar kan därför indirekt visa att lokalen varit lämplig under en lång tid. Blåmossa är typisk art för </w:t>
+      </w:r>
+      <w:r>
+        <w:rPr>
+          <w:i/>
+        </w:rPr>
+        <w:t>9010 Taiga, 9080 Lövsumpskog</w:t>
+      </w:r>
+      <w:r>
+        <w:t xml:space="preserve"> och </w:t>
+      </w:r>
+      <w:r>
+        <w:rPr>
+          <w:i/>
+        </w:rPr>
+        <w:t>9750 Svämlövskog</w:t>
+      </w:r>
+      <w:r>
+        <w:t xml:space="preserve"> (SLU Artdatabanken, 2025; Nitare &amp; Skogsstyrelsen, 2019).</w:t>
+      </w:r>
+    </w:p>
+    <w:p>
+      <w:r>
+        <w:rPr>
+          <w:b/>
+        </w:rPr>
+        <w:t>Olivspindling</w:t>
+      </w:r>
+      <w:r>
+        <w:t xml:space="preserve"> växer uteslutande på näringsrik och kalkhaltig skogsmark där den huvudsakligen bildar mykorrhiza med gran och tall. Svampen är en typisk representant för kalkgranskogens särpräglade och rika svampflora. Kalavverkning är ett hot mot arten, eftersom den sannolikt kräver lång kontinuitet av äldre träd. Populationerna i landet bedöms därför minska beroende på slutavverkning av äldre barrskog på kalkhaltig mark (SLU Artdatabanken, 2024; Nitare &amp; Skogsstyrelsen, 2019).</w:t>
       </w:r>
     </w:p>
     <w:p>
@@ -563,7 +625,7 @@
         <w:rPr>
           <w:i/>
         </w:rPr>
-        <w:t>I det avverkningsanmälda skogsområdet har 22 rödlistade arter och signalarter påträffats. Detta ska jämföras med Skogsstyrelsens uppföljning 2017 av nyckelbiotoper som visade att man i genomsnitt hittar 20,6 olika rödlistade arter och signalarter i en nyckelbiotop (Wijk, S. 2017. Biologisk mångfald i nyckelbiotoper – Resultat från inventeringen “Uppföljning biologisk mångfald” 2009–2015. Rapport 4/2017 Skogsstyrelsen, Jönköping).</w:t>
+        <w:t>I det avverkningsanmälda skogsområdet har 28 rödlistade arter och signalarter påträffats. Detta ska jämföras med Skogsstyrelsens uppföljning 2017 av nyckelbiotoper som visade att man i genomsnitt hittar 20,6 olika rödlistade arter och signalarter i en nyckelbiotop (Wijk, S. 2017. Biologisk mångfald i nyckelbiotoper – Resultat från inventeringen “Uppföljning biologisk mångfald” 2009–2015. Rapport 4/2017 Skogsstyrelsen, Jönköping).</w:t>
       </w:r>
     </w:p>
     <w:p>
@@ -592,7 +654,7 @@
         <w:rPr>
           <w:i/>
         </w:rPr>
-        <w:t>I det avverkningsanmälda skogsområdet har 27 naturvårdsarter varav 14 rödlistade arter sina livsmiljöer och växtplatser.</w:t>
+        <w:t>I det avverkningsanmälda skogsområdet har 33 naturvårdsarter varav 16 rödlistade arter sina livsmiljöer och växtplatser.</w:t>
       </w:r>
     </w:p>
     <w:p>
@@ -992,7 +1054,7 @@
     <w:r>
       <w:tab/>
       <w:tab/>
-      <w:t>2026-10-06</w:t>
+      <w:t>2026-10-07</w:t>
       <w:br/>
       <w:br/>
     </w:r>

--- a/klagomål/A 33289-2026 FSC-klagomål.docx
+++ b/klagomål/A 33289-2026 FSC-klagomål.docx
@@ -1054,7 +1054,7 @@
     <w:r>
       <w:tab/>
       <w:tab/>
-      <w:t>2026-10-07</w:t>
+      <w:t>2026-10-08</w:t>
       <w:br/>
       <w:br/>
     </w:r>

--- a/klagomål/A 33289-2026 FSC-klagomål.docx
+++ b/klagomål/A 33289-2026 FSC-klagomål.docx
@@ -1054,7 +1054,7 @@
     <w:r>
       <w:tab/>
       <w:tab/>
-      <w:t>2026-10-08</w:t>
+      <w:t>2026-10-09</w:t>
       <w:br/>
       <w:br/>
     </w:r>

--- a/klagomål/A 33289-2026 FSC-klagomål.docx
+++ b/klagomål/A 33289-2026 FSC-klagomål.docx
@@ -1054,7 +1054,7 @@
     <w:r>
       <w:tab/>
       <w:tab/>
-      <w:t>2026-10-09</w:t>
+      <w:t>2026-10-10</w:t>
       <w:br/>
       <w:br/>
     </w:r>

--- a/klagomål/A 33289-2026 FSC-klagomål.docx
+++ b/klagomål/A 33289-2026 FSC-klagomål.docx
@@ -1054,7 +1054,7 @@
     <w:r>
       <w:tab/>
       <w:tab/>
-      <w:t>2026-10-10</w:t>
+      <w:t>2026-10-11</w:t>
       <w:br/>
       <w:br/>
     </w:r>

--- a/klagomål/A 33289-2026 FSC-klagomål.docx
+++ b/klagomål/A 33289-2026 FSC-klagomål.docx
@@ -1054,7 +1054,7 @@
     <w:r>
       <w:tab/>
       <w:tab/>
-      <w:t>2026-10-11</w:t>
+      <w:t>2026-10-12</w:t>
       <w:br/>
       <w:br/>
     </w:r>

--- a/klagomål/A 33289-2026 FSC-klagomål.docx
+++ b/klagomål/A 33289-2026 FSC-klagomål.docx
@@ -1054,7 +1054,7 @@
     <w:r>
       <w:tab/>
       <w:tab/>
-      <w:t>2026-10-12</w:t>
+      <w:t>2026-10-13</w:t>
       <w:br/>
       <w:br/>
     </w:r>

--- a/klagomål/A 33289-2026 FSC-klagomål.docx
+++ b/klagomål/A 33289-2026 FSC-klagomål.docx
@@ -1054,7 +1054,7 @@
     <w:r>
       <w:tab/>
       <w:tab/>
-      <w:t>2026-10-13</w:t>
+      <w:t>2026-10-14</w:t>
       <w:br/>
       <w:br/>
     </w:r>

--- a/klagomål/A 33289-2026 FSC-klagomål.docx
+++ b/klagomål/A 33289-2026 FSC-klagomål.docx
@@ -1054,7 +1054,7 @@
     <w:r>
       <w:tab/>
       <w:tab/>
-      <w:t>2026-10-14</w:t>
+      <w:t>2026-10-15</w:t>
       <w:br/>
       <w:br/>
     </w:r>

--- a/klagomål/A 33289-2026 FSC-klagomål.docx
+++ b/klagomål/A 33289-2026 FSC-klagomål.docx
@@ -1054,7 +1054,7 @@
     <w:r>
       <w:tab/>
       <w:tab/>
-      <w:t>2026-10-15</w:t>
+      <w:t>2026-10-16</w:t>
       <w:br/>
       <w:br/>
     </w:r>

--- a/klagomål/A 33289-2026 FSC-klagomål.docx
+++ b/klagomål/A 33289-2026 FSC-klagomål.docx
@@ -1054,7 +1054,7 @@
     <w:r>
       <w:tab/>
       <w:tab/>
-      <w:t>2026-10-16</w:t>
+      <w:t>2026-10-17</w:t>
       <w:br/>
       <w:br/>
     </w:r>

--- a/klagomål/A 33289-2026 FSC-klagomål.docx
+++ b/klagomål/A 33289-2026 FSC-klagomål.docx
@@ -1054,7 +1054,7 @@
     <w:r>
       <w:tab/>
       <w:tab/>
-      <w:t>2026-10-17</w:t>
+      <w:t>2026-10-18</w:t>
       <w:br/>
       <w:br/>
     </w:r>

--- a/klagomål/A 33289-2026 FSC-klagomål.docx
+++ b/klagomål/A 33289-2026 FSC-klagomål.docx
@@ -1054,7 +1054,7 @@
     <w:r>
       <w:tab/>
       <w:tab/>
-      <w:t>2026-10-18</w:t>
+      <w:t>2026-10-19</w:t>
       <w:br/>
       <w:br/>
     </w:r>

--- a/klagomål/A 33289-2026 FSC-klagomål.docx
+++ b/klagomål/A 33289-2026 FSC-klagomål.docx
@@ -1054,7 +1054,7 @@
     <w:r>
       <w:tab/>
       <w:tab/>
-      <w:t>2026-10-19</w:t>
+      <w:t>2026-10-20</w:t>
       <w:br/>
       <w:br/>
     </w:r>

--- a/klagomål/A 33289-2026 FSC-klagomål.docx
+++ b/klagomål/A 33289-2026 FSC-klagomål.docx
@@ -1054,7 +1054,7 @@
     <w:r>
       <w:tab/>
       <w:tab/>
-      <w:t>2026-10-20</w:t>
+      <w:t>2026-10-21</w:t>
       <w:br/>
       <w:br/>
     </w:r>

--- a/klagomål/A 33289-2026 FSC-klagomål.docx
+++ b/klagomål/A 33289-2026 FSC-klagomål.docx
@@ -1054,7 +1054,7 @@
     <w:r>
       <w:tab/>
       <w:tab/>
-      <w:t>2026-10-21</w:t>
+      <w:t>2026-10-22</w:t>
       <w:br/>
       <w:br/>
     </w:r>

--- a/klagomål/A 33289-2026 FSC-klagomål.docx
+++ b/klagomål/A 33289-2026 FSC-klagomål.docx
@@ -1054,7 +1054,7 @@
     <w:r>
       <w:tab/>
       <w:tab/>
-      <w:t>2026-10-22</w:t>
+      <w:t>2026-10-23</w:t>
       <w:br/>
       <w:br/>
     </w:r>

--- a/klagomål/A 33289-2026 FSC-klagomål.docx
+++ b/klagomål/A 33289-2026 FSC-klagomål.docx
@@ -1054,7 +1054,7 @@
     <w:r>
       <w:tab/>
       <w:tab/>
-      <w:t>2026-10-23</w:t>
+      <w:t>2026-10-24</w:t>
       <w:br/>
       <w:br/>
     </w:r>

--- a/klagomål/A 33289-2026 FSC-klagomål.docx
+++ b/klagomål/A 33289-2026 FSC-klagomål.docx
@@ -1054,7 +1054,7 @@
     <w:r>
       <w:tab/>
       <w:tab/>
-      <w:t>2026-10-24</w:t>
+      <w:t>2026-10-25</w:t>
       <w:br/>
       <w:br/>
     </w:r>

--- a/klagomål/A 33289-2026 FSC-klagomål.docx
+++ b/klagomål/A 33289-2026 FSC-klagomål.docx
@@ -1054,7 +1054,7 @@
     <w:r>
       <w:tab/>
       <w:tab/>
-      <w:t>2026-10-25</w:t>
+      <w:t>2026-10-26</w:t>
       <w:br/>
       <w:br/>
     </w:r>

--- a/klagomål/A 33289-2026 FSC-klagomål.docx
+++ b/klagomål/A 33289-2026 FSC-klagomål.docx
@@ -1054,7 +1054,7 @@
     <w:r>
       <w:tab/>
       <w:tab/>
-      <w:t>2026-10-26</w:t>
+      <w:t>2026-10-27</w:t>
       <w:br/>
       <w:br/>
     </w:r>

--- a/klagomål/A 33289-2026 FSC-klagomål.docx
+++ b/klagomål/A 33289-2026 FSC-klagomål.docx
@@ -1054,7 +1054,7 @@
     <w:r>
       <w:tab/>
       <w:tab/>
-      <w:t>2026-10-27</w:t>
+      <w:t>2026-10-28</w:t>
       <w:br/>
       <w:br/>
     </w:r>

--- a/klagomål/A 33289-2026 FSC-klagomål.docx
+++ b/klagomål/A 33289-2026 FSC-klagomål.docx
@@ -1054,7 +1054,7 @@
     <w:r>
       <w:tab/>
       <w:tab/>
-      <w:t>2026-10-28</w:t>
+      <w:t>2026-10-29</w:t>
       <w:br/>
       <w:br/>
     </w:r>

--- a/klagomål/A 33289-2026 FSC-klagomål.docx
+++ b/klagomål/A 33289-2026 FSC-klagomål.docx
@@ -1054,7 +1054,7 @@
     <w:r>
       <w:tab/>
       <w:tab/>
-      <w:t>2026-10-29</w:t>
+      <w:t>2026-10-31</w:t>
       <w:br/>
       <w:br/>
     </w:r>
